--- a/docs/实际报告/最终版/《内涝监测与应急管理系统总体设计报告》.docx
+++ b/docs/实际报告/最终版/《内涝监测与应急管理系统总体设计报告》.docx
@@ -2927,27 +2927,11 @@
     </w:p>
     <w:p>
       <w:pPr>
-        <w:keepLines/>
-        <w:spacing w:after="160" w:line="300" w:lineRule="auto"/>
-        <w:jc w:val="center"/>
-      </w:pPr>
-      <w:r>
-        <w:rPr>
-          <w:sz w:val="18"/>
-        </w:rPr>
-        <w:t>图</w:t>
-      </w:r>
-      <w:r>
-        <w:rPr>
-          <w:sz w:val="18"/>
-        </w:rPr>
-        <w:t xml:space="preserve"> 2-1 </w:t>
-      </w:r>
-      <w:r>
-        <w:rPr>
-          <w:sz w:val="18"/>
-        </w:rPr>
-        <w:t>内涝监测与应急管理系统功能结构树</w:t>
+        <w:pStyle w:val="affa"/>
+        <w:spacing w:line="300" w:lineRule="auto"/>
+      </w:pPr>
+      <w:r>
+        <w:t>图 2-1 内涝监测与应急管理系统功能结构树</w:t>
       </w:r>
     </w:p>
     <w:p>
@@ -3368,11 +3352,7 @@
         <w:t xml:space="preserve"> 8088</w:t>
       </w:r>
       <w:r>
-        <w:t>，客户端需在稳定联网环境访问以调用基</w:t>
-      </w:r>
-      <w:r>
-        <w:lastRenderedPageBreak/>
-        <w:t>础底座切片及</w:t>
+        <w:t>，客户端需在稳定联网环境访问以调用基础底座切片及</w:t>
       </w:r>
       <w:r>
         <w:t xml:space="preserve"> OSRM </w:t>
@@ -3392,6 +3372,7 @@
           <w:rFonts w:ascii="Times New Roman" w:hAnsi="Times New Roman"/>
           <w:sz w:val="24"/>
         </w:rPr>
+        <w:lastRenderedPageBreak/>
         <w:t xml:space="preserve">2.3 </w:t>
       </w:r>
       <w:r>
@@ -3546,27 +3527,11 @@
     </w:p>
     <w:p>
       <w:pPr>
-        <w:keepLines/>
-        <w:spacing w:after="160" w:line="300" w:lineRule="auto"/>
-        <w:jc w:val="center"/>
-      </w:pPr>
-      <w:r>
-        <w:rPr>
-          <w:sz w:val="18"/>
-        </w:rPr>
-        <w:t>图</w:t>
-      </w:r>
-      <w:r>
-        <w:rPr>
-          <w:sz w:val="18"/>
-        </w:rPr>
-        <w:t xml:space="preserve"> 2-2 </w:t>
-      </w:r>
-      <w:r>
-        <w:rPr>
-          <w:sz w:val="18"/>
-        </w:rPr>
-        <w:t>系统总体架构图</w:t>
+        <w:pStyle w:val="affa"/>
+        <w:spacing w:line="300" w:lineRule="auto"/>
+      </w:pPr>
+      <w:r>
+        <w:t>图 2-2 系统总体架构图</w:t>
       </w:r>
     </w:p>
     <w:p>
@@ -3656,27 +3621,11 @@
     </w:p>
     <w:p>
       <w:pPr>
-        <w:keepLines/>
-        <w:spacing w:after="160" w:line="300" w:lineRule="auto"/>
-        <w:jc w:val="center"/>
-      </w:pPr>
-      <w:r>
-        <w:rPr>
-          <w:sz w:val="18"/>
-        </w:rPr>
-        <w:t>图</w:t>
-      </w:r>
-      <w:r>
-        <w:rPr>
-          <w:sz w:val="18"/>
-        </w:rPr>
-        <w:t xml:space="preserve"> 2-3 Podman Compose </w:t>
-      </w:r>
-      <w:r>
-        <w:rPr>
-          <w:sz w:val="18"/>
-        </w:rPr>
-        <w:t>容器编排拓扑图</w:t>
+        <w:pStyle w:val="affa"/>
+        <w:spacing w:line="300" w:lineRule="auto"/>
+      </w:pPr>
+      <w:r>
+        <w:t>图 2-3 Podman Compose 容器编排拓扑图</w:t>
       </w:r>
     </w:p>
     <w:p>
@@ -4517,27 +4466,10 @@
     </w:p>
     <w:p>
       <w:pPr>
-        <w:keepLines/>
-        <w:spacing w:after="160"/>
-        <w:jc w:val="center"/>
-      </w:pPr>
-      <w:r>
-        <w:rPr>
-          <w:sz w:val="18"/>
-        </w:rPr>
-        <w:t>图</w:t>
-      </w:r>
-      <w:r>
-        <w:rPr>
-          <w:sz w:val="18"/>
-        </w:rPr>
-        <w:t xml:space="preserve"> 3-1 </w:t>
-      </w:r>
-      <w:r>
-        <w:rPr>
-          <w:sz w:val="18"/>
-        </w:rPr>
-        <w:t>桌面端调度工作台总体界面</w:t>
+        <w:pStyle w:val="affa"/>
+      </w:pPr>
+      <w:r>
+        <w:t>图 3-1 桌面端调度工作台总体界面</w:t>
       </w:r>
     </w:p>
     <w:p>
@@ -4559,27 +4491,10 @@
     </w:p>
     <w:p>
       <w:pPr>
-        <w:keepLines/>
-        <w:spacing w:after="160"/>
-        <w:jc w:val="center"/>
-      </w:pPr>
-      <w:r>
-        <w:rPr>
-          <w:sz w:val="18"/>
-        </w:rPr>
-        <w:t>图</w:t>
-      </w:r>
-      <w:r>
-        <w:rPr>
-          <w:sz w:val="18"/>
-        </w:rPr>
-        <w:t xml:space="preserve"> 3-2 </w:t>
-      </w:r>
-      <w:r>
-        <w:rPr>
-          <w:sz w:val="18"/>
-        </w:rPr>
-        <w:t>移动端公众积水上报界面</w:t>
+        <w:pStyle w:val="affa"/>
+      </w:pPr>
+      <w:r>
+        <w:t>图 3-2 移动端公众积水上报界面</w:t>
       </w:r>
     </w:p>
     <w:p>
@@ -4630,18 +4545,10 @@
     </w:p>
     <w:p>
       <w:pPr>
-        <w:keepLines/>
-        <w:spacing w:after="160"/>
-        <w:jc w:val="center"/>
-      </w:pPr>
-      <w:r>
-        <w:t>图</w:t>
-      </w:r>
-      <w:r>
-        <w:t xml:space="preserve"> 3-3 Admin </w:t>
-      </w:r>
-      <w:r>
-        <w:t>专属后台管理中心</w:t>
+        <w:pStyle w:val="affa"/>
+      </w:pPr>
+      <w:r>
+        <w:t>图 3-3 Admin 专属后台管理中心</w:t>
       </w:r>
     </w:p>
     <w:p>
@@ -5479,27 +5386,10 @@
     </w:p>
     <w:p>
       <w:pPr>
-        <w:keepLines/>
-        <w:spacing w:after="160"/>
-        <w:jc w:val="center"/>
-      </w:pPr>
-      <w:r>
-        <w:rPr>
-          <w:sz w:val="18"/>
-        </w:rPr>
-        <w:t>图</w:t>
-      </w:r>
-      <w:r>
-        <w:rPr>
-          <w:sz w:val="18"/>
-        </w:rPr>
-        <w:t xml:space="preserve"> 4-1 </w:t>
-      </w:r>
-      <w:r>
-        <w:rPr>
-          <w:sz w:val="18"/>
-        </w:rPr>
-        <w:t>空间联合查询运行结果</w:t>
+        <w:pStyle w:val="affa"/>
+      </w:pPr>
+      <w:r>
+        <w:t>图 4-1 空间联合查询运行结果</w:t>
       </w:r>
     </w:p>
     <w:p>
@@ -5556,18 +5446,11 @@
     </w:p>
     <w:p>
       <w:pPr>
-        <w:keepLines/>
-        <w:spacing w:after="160" w:line="300" w:lineRule="auto"/>
-        <w:jc w:val="center"/>
-      </w:pPr>
-      <w:r>
-        <w:t>图</w:t>
-      </w:r>
-      <w:r>
-        <w:t xml:space="preserve"> 4-2 </w:t>
-      </w:r>
-      <w:r>
-        <w:t>应急工单派发与并发冲突回滚处理流程图</w:t>
+        <w:pStyle w:val="affa"/>
+        <w:spacing w:line="300" w:lineRule="auto"/>
+      </w:pPr>
+      <w:r>
+        <w:t>图 4-2 应急工单派发与并发冲突回滚处理流程图</w:t>
       </w:r>
     </w:p>
     <w:p>
@@ -5922,39 +5805,11 @@
     </w:p>
     <w:p>
       <w:pPr>
-        <w:keepLines/>
-        <w:spacing w:after="160" w:line="300" w:lineRule="auto"/>
-        <w:jc w:val="center"/>
-      </w:pPr>
-      <w:r>
-        <w:rPr>
-          <w:sz w:val="18"/>
-        </w:rPr>
-        <w:t>图</w:t>
-      </w:r>
-      <w:r>
-        <w:rPr>
-          <w:sz w:val="18"/>
-        </w:rPr>
-        <w:t xml:space="preserve"> 5-1 </w:t>
-      </w:r>
-      <w:r>
-        <w:rPr>
-          <w:sz w:val="18"/>
-        </w:rPr>
-        <w:t>内涝监测与应急管理系统核心</w:t>
-      </w:r>
-      <w:r>
-        <w:rPr>
-          <w:sz w:val="18"/>
-        </w:rPr>
-        <w:t xml:space="preserve"> ER </w:t>
-      </w:r>
-      <w:r>
-        <w:rPr>
-          <w:sz w:val="18"/>
-        </w:rPr>
-        <w:t>关系图</w:t>
+        <w:pStyle w:val="affa"/>
+        <w:spacing w:line="300" w:lineRule="auto"/>
+      </w:pPr>
+      <w:r>
+        <w:t>图 5-1 内涝监测与应急管理系统核心 ER 关系图</w:t>
       </w:r>
     </w:p>
     <w:p>
@@ -5964,26 +5819,6 @@
       </w:pPr>
       <w:r>
         <w:t>各实体对应的物理表结构详细设计参数如下文表所示：</w:t>
-      </w:r>
-    </w:p>
-    <w:p>
-      <w:pPr>
-        <w:spacing w:before="40" w:after="40" w:line="300" w:lineRule="auto"/>
-      </w:pPr>
-      <w:r>
-        <w:t>表</w:t>
-      </w:r>
-      <w:r>
-        <w:t xml:space="preserve"> 5-1 sys_user (</w:t>
-      </w:r>
-      <w:r>
-        <w:t>用户表</w:t>
-      </w:r>
-      <w:r>
-        <w:t xml:space="preserve">) </w:t>
-      </w:r>
-      <w:r>
-        <w:t>结构设计</w:t>
       </w:r>
     </w:p>
     <w:tbl>
@@ -6589,28 +6424,17 @@
     </w:tbl>
     <w:p>
       <w:pPr>
-        <w:spacing w:before="40" w:after="40" w:line="300" w:lineRule="auto"/>
-      </w:pPr>
+        <w:pStyle w:val="affa"/>
+        <w:spacing w:line="300" w:lineRule="auto"/>
+      </w:pPr>
+      <w:r>
+        <w:t>表 5-1 sys_user (用户表) 结构设计</w:t>
+      </w:r>
     </w:p>
     <w:p>
       <w:pPr>
         <w:spacing w:before="40" w:after="40" w:line="300" w:lineRule="auto"/>
       </w:pPr>
-      <w:r>
-        <w:t>表</w:t>
-      </w:r>
-      <w:r>
-        <w:t xml:space="preserve"> 5-2 sys_role (</w:t>
-      </w:r>
-      <w:r>
-        <w:t>角色表</w:t>
-      </w:r>
-      <w:r>
-        <w:t xml:space="preserve">) </w:t>
-      </w:r>
-      <w:r>
-        <w:t>结构设计</w:t>
-      </w:r>
     </w:p>
     <w:tbl>
       <w:tblPr>
@@ -6881,14 +6705,7 @@
               <w:rPr>
                 <w:sz w:val="19"/>
               </w:rPr>
-              <w:t xml:space="preserve">NOT </w:t>
-            </w:r>
-            <w:r>
-              <w:rPr>
-                <w:sz w:val="19"/>
-              </w:rPr>
-              <w:lastRenderedPageBreak/>
-              <w:t>NULL</w:t>
+              <w:t>NOT NULL</w:t>
             </w:r>
           </w:p>
         </w:tc>
@@ -6905,7 +6722,6 @@
               <w:rPr>
                 <w:sz w:val="19"/>
               </w:rPr>
-              <w:lastRenderedPageBreak/>
               <w:t>角色名称</w:t>
             </w:r>
           </w:p>
@@ -6925,6 +6741,7 @@
               <w:rPr>
                 <w:sz w:val="19"/>
               </w:rPr>
+              <w:lastRenderedPageBreak/>
               <w:t>code</w:t>
             </w:r>
           </w:p>
@@ -7007,29 +6824,18 @@
     </w:tbl>
     <w:p>
       <w:pPr>
+        <w:pStyle w:val="affa"/>
+        <w:spacing w:line="300" w:lineRule="auto"/>
+      </w:pPr>
+      <w:r>
+        <w:t>表 5-2 sys_role (角色表) 结构设计</w:t>
+      </w:r>
+    </w:p>
+    <w:p>
+      <w:pPr>
         <w:spacing w:before="40" w:after="40" w:line="300" w:lineRule="auto"/>
         <w:jc w:val="center"/>
       </w:pPr>
-    </w:p>
-    <w:p>
-      <w:pPr>
-        <w:spacing w:before="40" w:after="40" w:line="300" w:lineRule="auto"/>
-      </w:pPr>
-      <w:r>
-        <w:t>表</w:t>
-      </w:r>
-      <w:r>
-        <w:t xml:space="preserve"> 5-3 monitor_station (</w:t>
-      </w:r>
-      <w:r>
-        <w:t>监测站点表</w:t>
-      </w:r>
-      <w:r>
-        <w:t xml:space="preserve">) </w:t>
-      </w:r>
-      <w:r>
-        <w:t>结构设计</w:t>
-      </w:r>
     </w:p>
     <w:tbl>
       <w:tblPr>
@@ -7610,28 +7416,17 @@
     </w:tbl>
     <w:p>
       <w:pPr>
-        <w:spacing w:before="40" w:after="40" w:line="300" w:lineRule="auto"/>
-      </w:pPr>
+        <w:pStyle w:val="affa"/>
+        <w:spacing w:line="300" w:lineRule="auto"/>
+      </w:pPr>
+      <w:r>
+        <w:t>表 5-3 monitor_station (监测站点表) 结构设计</w:t>
+      </w:r>
     </w:p>
     <w:p>
       <w:pPr>
         <w:spacing w:before="40" w:after="40" w:line="300" w:lineRule="auto"/>
       </w:pPr>
-      <w:r>
-        <w:t>表</w:t>
-      </w:r>
-      <w:r>
-        <w:t xml:space="preserve"> 5-4 monitor_data (</w:t>
-      </w:r>
-      <w:r>
-        <w:t>监测数据时序表</w:t>
-      </w:r>
-      <w:r>
-        <w:t xml:space="preserve">) </w:t>
-      </w:r>
-      <w:r>
-        <w:t>结构设计</w:t>
-      </w:r>
     </w:p>
     <w:tbl>
       <w:tblPr>
@@ -8194,28 +7989,17 @@
     </w:tbl>
     <w:p>
       <w:pPr>
-        <w:spacing w:before="40" w:after="40" w:line="300" w:lineRule="auto"/>
-      </w:pPr>
+        <w:pStyle w:val="affa"/>
+        <w:spacing w:line="300" w:lineRule="auto"/>
+      </w:pPr>
+      <w:r>
+        <w:t>表 5-4 monitor_data (监测数据时序表) 结构设计</w:t>
+      </w:r>
     </w:p>
     <w:p>
       <w:pPr>
         <w:spacing w:before="40" w:after="40" w:line="300" w:lineRule="auto"/>
       </w:pPr>
-      <w:r>
-        <w:t>表</w:t>
-      </w:r>
-      <w:r>
-        <w:t xml:space="preserve"> 5-5 warning_record (</w:t>
-      </w:r>
-      <w:r>
-        <w:t>风险预警记录表</w:t>
-      </w:r>
-      <w:r>
-        <w:t xml:space="preserve">) </w:t>
-      </w:r>
-      <w:r>
-        <w:t>结构设计</w:t>
-      </w:r>
     </w:p>
     <w:tbl>
       <w:tblPr>
@@ -8797,28 +8581,17 @@
     </w:tbl>
     <w:p>
       <w:pPr>
-        <w:spacing w:before="40" w:after="40" w:line="300" w:lineRule="auto"/>
-      </w:pPr>
+        <w:pStyle w:val="affa"/>
+        <w:spacing w:line="300" w:lineRule="auto"/>
+      </w:pPr>
+      <w:r>
+        <w:t>表 5-5 warning_record (风险预警记录表) 结构设计</w:t>
+      </w:r>
     </w:p>
     <w:p>
       <w:pPr>
         <w:spacing w:before="40" w:after="40" w:line="300" w:lineRule="auto"/>
       </w:pPr>
-      <w:r>
-        <w:t>表</w:t>
-      </w:r>
-      <w:r>
-        <w:t xml:space="preserve"> 5-6 emergency_resource (</w:t>
-      </w:r>
-      <w:r>
-        <w:t>抢险资源表</w:t>
-      </w:r>
-      <w:r>
-        <w:t xml:space="preserve">) </w:t>
-      </w:r>
-      <w:r>
-        <w:t>结构设计</w:t>
-      </w:r>
     </w:p>
     <w:tbl>
       <w:tblPr>
@@ -9441,28 +9214,17 @@
     </w:tbl>
     <w:p>
       <w:pPr>
-        <w:spacing w:before="40" w:after="40" w:line="300" w:lineRule="auto"/>
-      </w:pPr>
+        <w:pStyle w:val="affa"/>
+        <w:spacing w:line="300" w:lineRule="auto"/>
+      </w:pPr>
+      <w:r>
+        <w:t>表 5-6 emergency_resource (抢险资源表) 结构设计</w:t>
+      </w:r>
     </w:p>
     <w:p>
       <w:pPr>
         <w:spacing w:before="40" w:after="40" w:line="300" w:lineRule="auto"/>
       </w:pPr>
-      <w:r>
-        <w:t>表</w:t>
-      </w:r>
-      <w:r>
-        <w:t xml:space="preserve"> 5-7 work_order (</w:t>
-      </w:r>
-      <w:r>
-        <w:t>抢险派工单表</w:t>
-      </w:r>
-      <w:r>
-        <w:t xml:space="preserve">) </w:t>
-      </w:r>
-      <w:r>
-        <w:t>结构设计</w:t>
-      </w:r>
     </w:p>
     <w:tbl>
       <w:tblPr>
@@ -10047,6 +9809,15 @@
         </w:tc>
       </w:tr>
     </w:tbl>
+    <w:p>
+      <w:pPr>
+        <w:pStyle w:val="affa"/>
+        <w:spacing w:line="300" w:lineRule="auto"/>
+      </w:pPr>
+      <w:r>
+        <w:t>表 5-7 work_order (抢险派工单表) 结构设计</w:t>
+      </w:r>
+    </w:p>
     <w:p>
       <w:pPr>
         <w:spacing w:before="40" w:after="40" w:line="300" w:lineRule="auto"/>
@@ -26839,6 +26610,20 @@
       <w:shd w:val="clear" w:color="auto" w:fill="000080"/>
     </w:pPr>
   </w:style>
+  <w:style w:type="paragraph" w:styleId="affa" w:customStyle="1">
+    <w:name w:val="图表题注"/>
+    <w:qFormat/>
+    <w:pPr>
+      <w:keepLines/>
+      <w:spacing w:before="60" w:after="120"/>
+      <w:jc w:val="center"/>
+    </w:pPr>
+    <w:rPr>
+      <w:rFonts w:ascii="宋体" w:hAnsi="宋体"/>
+      <w:color w:val="000000"/>
+      <w:sz w:val="18"/>
+    </w:rPr>
+  </w:style>
 </w:styles>
 </file>
 

--- a/docs/实际报告/最终版/《内涝监测与应急管理系统总体设计报告》.docx
+++ b/docs/实际报告/最终版/《内涝监测与应急管理系统总体设计报告》.docx
@@ -123,15 +123,7 @@
           <w:b/>
           <w:sz w:val="30"/>
         </w:rPr>
-        <w:t>组长：</w:t>
-      </w:r>
-      <w:r>
-        <w:rPr>
-          <w:rFonts w:eastAsia="楷体"/>
-          <w:b/>
-          <w:sz w:val="30"/>
-        </w:rPr>
-        <w:t xml:space="preserve"> </w:t>
+        <w:t xml:space="preserve">组长：李兴俊　学号：07230581</w:t>
       </w:r>
     </w:p>
     <w:p>
@@ -153,31 +145,7 @@
           <w:b/>
           <w:sz w:val="30"/>
         </w:rPr>
-        <w:t>组员：冯峥嵘</w:t>
-      </w:r>
-      <w:r>
-        <w:rPr>
-          <w:rFonts w:eastAsia="楷体"/>
-          <w:b/>
-          <w:sz w:val="30"/>
-        </w:rPr>
-        <w:t xml:space="preserve"> </w:t>
-      </w:r>
-      <w:r>
-        <w:rPr>
-          <w:rFonts w:eastAsia="楷体"/>
-          <w:b/>
-          <w:sz w:val="30"/>
-        </w:rPr>
-        <w:t>学号：</w:t>
-      </w:r>
-      <w:r>
-        <w:rPr>
-          <w:rFonts w:eastAsia="楷体"/>
-          <w:b/>
-          <w:sz w:val="30"/>
-        </w:rPr>
-        <w:t>0723153</w:t>
+        <w:t xml:space="preserve">组员：冯峥嵘　学号：07231533</w:t>
       </w:r>
     </w:p>
     <w:p>
